--- a/Filings/Discovery/RequestForAdmission/FirstSet/Plaintiffs_First_Set_of_Requests_for_Admission_to_FIE.docx
+++ b/Filings/Discovery/RequestForAdmission/FirstSet/Plaintiffs_First_Set_of_Requests_for_Admission_to_FIE.docx
@@ -450,7 +450,7 @@
     <w:p>
       <w:pPr>
         <w:spacing w:after="160" w:before="0" w:line="240" w:lineRule="auto"/>
-        <w:ind w:left="720" w:hanging="720"/>
+        <w:ind w:left="720" w:hanging="576"/>
       </w:pPr>
       <w:r>
         <w:rPr>
@@ -466,7 +466,7 @@
     <w:p>
       <w:pPr>
         <w:spacing w:after="160" w:before="0" w:line="240" w:lineRule="auto"/>
-        <w:ind w:left="720" w:hanging="720"/>
+        <w:ind w:left="720" w:hanging="576"/>
       </w:pPr>
       <w:r>
         <w:rPr>
@@ -482,7 +482,7 @@
     <w:p>
       <w:pPr>
         <w:spacing w:after="160" w:before="0" w:line="240" w:lineRule="auto"/>
-        <w:ind w:left="720" w:hanging="720"/>
+        <w:ind w:left="720" w:hanging="576"/>
       </w:pPr>
       <w:r>
         <w:rPr>
@@ -498,7 +498,7 @@
     <w:p>
       <w:pPr>
         <w:spacing w:after="160" w:before="0" w:line="240" w:lineRule="auto"/>
-        <w:ind w:left="720" w:hanging="720"/>
+        <w:ind w:left="720" w:hanging="576"/>
       </w:pPr>
       <w:r>
         <w:rPr>
@@ -514,7 +514,7 @@
     <w:p>
       <w:pPr>
         <w:spacing w:after="160" w:before="0" w:line="240" w:lineRule="auto"/>
-        <w:ind w:left="720" w:hanging="720"/>
+        <w:ind w:left="720" w:hanging="576"/>
       </w:pPr>
       <w:r>
         <w:rPr>
@@ -530,7 +530,7 @@
     <w:p>
       <w:pPr>
         <w:spacing w:after="160" w:before="0" w:line="240" w:lineRule="auto"/>
-        <w:ind w:left="720" w:hanging="720"/>
+        <w:ind w:left="720" w:hanging="576"/>
       </w:pPr>
       <w:r>
         <w:rPr>
@@ -568,7 +568,7 @@
     <w:p>
       <w:pPr>
         <w:spacing w:after="160" w:before="0" w:line="240" w:lineRule="auto"/>
-        <w:ind w:left="720" w:hanging="720"/>
+        <w:ind w:left="720" w:hanging="576"/>
       </w:pPr>
       <w:r>
         <w:rPr>
@@ -588,7 +588,7 @@
     <w:p>
       <w:pPr>
         <w:spacing w:after="160" w:before="0" w:line="240" w:lineRule="auto"/>
-        <w:ind w:left="720" w:hanging="720"/>
+        <w:ind w:left="720" w:hanging="576"/>
       </w:pPr>
       <w:r>
         <w:rPr>
@@ -608,7 +608,7 @@
     <w:p>
       <w:pPr>
         <w:spacing w:after="160" w:before="0" w:line="240" w:lineRule="auto"/>
-        <w:ind w:left="720" w:hanging="720"/>
+        <w:ind w:left="720" w:hanging="576"/>
       </w:pPr>
       <w:r>
         <w:rPr>
@@ -628,7 +628,7 @@
     <w:p>
       <w:pPr>
         <w:spacing w:after="160" w:before="0" w:line="240" w:lineRule="auto"/>
-        <w:ind w:left="720" w:hanging="720"/>
+        <w:ind w:left="720" w:hanging="576"/>
       </w:pPr>
       <w:r>
         <w:rPr>
@@ -648,7 +648,7 @@
     <w:p>
       <w:pPr>
         <w:spacing w:after="160" w:before="0" w:line="240" w:lineRule="auto"/>
-        <w:ind w:left="720" w:hanging="720"/>
+        <w:ind w:left="720" w:hanging="576"/>
       </w:pPr>
       <w:r>
         <w:rPr>
@@ -668,7 +668,7 @@
     <w:p>
       <w:pPr>
         <w:spacing w:after="160" w:before="0" w:line="240" w:lineRule="auto"/>
-        <w:ind w:left="720" w:hanging="720"/>
+        <w:ind w:left="720" w:hanging="576"/>
       </w:pPr>
       <w:r>
         <w:rPr>
@@ -688,7 +688,7 @@
     <w:p>
       <w:pPr>
         <w:spacing w:after="160" w:before="0" w:line="240" w:lineRule="auto"/>
-        <w:ind w:left="720" w:hanging="720"/>
+        <w:ind w:left="720" w:hanging="576"/>
       </w:pPr>
       <w:r>
         <w:rPr>
@@ -708,7 +708,7 @@
     <w:p>
       <w:pPr>
         <w:spacing w:after="160" w:before="0" w:line="240" w:lineRule="auto"/>
-        <w:ind w:left="720" w:hanging="720"/>
+        <w:ind w:left="720" w:hanging="576"/>
       </w:pPr>
       <w:r>
         <w:rPr>
@@ -728,7 +728,7 @@
     <w:p>
       <w:pPr>
         <w:spacing w:after="160" w:before="0" w:line="240" w:lineRule="auto"/>
-        <w:ind w:left="720" w:hanging="720"/>
+        <w:ind w:left="720" w:hanging="576"/>
       </w:pPr>
       <w:r>
         <w:rPr>
@@ -748,7 +748,7 @@
     <w:p>
       <w:pPr>
         <w:spacing w:after="160" w:before="0" w:line="240" w:lineRule="auto"/>
-        <w:ind w:left="720" w:hanging="720"/>
+        <w:ind w:left="720" w:hanging="576"/>
       </w:pPr>
       <w:r>
         <w:rPr>
@@ -768,7 +768,7 @@
     <w:p>
       <w:pPr>
         <w:spacing w:after="160" w:before="0" w:line="240" w:lineRule="auto"/>
-        <w:ind w:left="720" w:hanging="720"/>
+        <w:ind w:left="720" w:hanging="576"/>
       </w:pPr>
       <w:r>
         <w:rPr>
@@ -788,7 +788,7 @@
     <w:p>
       <w:pPr>
         <w:spacing w:after="160" w:before="0" w:line="240" w:lineRule="auto"/>
-        <w:ind w:left="720" w:hanging="720"/>
+        <w:ind w:left="720" w:hanging="576"/>
       </w:pPr>
       <w:r>
         <w:rPr>
@@ -808,7 +808,7 @@
     <w:p>
       <w:pPr>
         <w:spacing w:after="160" w:before="0" w:line="240" w:lineRule="auto"/>
-        <w:ind w:left="720" w:hanging="720"/>
+        <w:ind w:left="720" w:hanging="576"/>
       </w:pPr>
       <w:r>
         <w:rPr>
@@ -828,7 +828,7 @@
     <w:p>
       <w:pPr>
         <w:spacing w:after="160" w:before="0" w:line="240" w:lineRule="auto"/>
-        <w:ind w:left="720" w:hanging="720"/>
+        <w:ind w:left="720" w:hanging="576"/>
       </w:pPr>
       <w:r>
         <w:rPr>
@@ -848,7 +848,7 @@
     <w:p>
       <w:pPr>
         <w:spacing w:after="160" w:before="0" w:line="240" w:lineRule="auto"/>
-        <w:ind w:left="720" w:hanging="720"/>
+        <w:ind w:left="720" w:hanging="576"/>
       </w:pPr>
       <w:r>
         <w:rPr>
@@ -868,7 +868,7 @@
     <w:p>
       <w:pPr>
         <w:spacing w:after="160" w:before="0" w:line="240" w:lineRule="auto"/>
-        <w:ind w:left="720" w:hanging="720"/>
+        <w:ind w:left="720" w:hanging="576"/>
       </w:pPr>
       <w:r>
         <w:rPr>
@@ -888,7 +888,7 @@
     <w:p>
       <w:pPr>
         <w:spacing w:after="160" w:before="0" w:line="240" w:lineRule="auto"/>
-        <w:ind w:left="720" w:hanging="720"/>
+        <w:ind w:left="720" w:hanging="576"/>
       </w:pPr>
       <w:r>
         <w:rPr>
@@ -908,7 +908,7 @@
     <w:p>
       <w:pPr>
         <w:spacing w:after="160" w:before="0" w:line="240" w:lineRule="auto"/>
-        <w:ind w:left="720" w:hanging="720"/>
+        <w:ind w:left="720" w:hanging="576"/>
       </w:pPr>
       <w:r>
         <w:rPr>
@@ -928,7 +928,7 @@
     <w:p>
       <w:pPr>
         <w:spacing w:after="160" w:before="0" w:line="240" w:lineRule="auto"/>
-        <w:ind w:left="720" w:hanging="720"/>
+        <w:ind w:left="720" w:hanging="576"/>
       </w:pPr>
       <w:r>
         <w:rPr>
@@ -948,7 +948,7 @@
     <w:p>
       <w:pPr>
         <w:spacing w:after="160" w:before="0" w:line="240" w:lineRule="auto"/>
-        <w:ind w:left="720" w:hanging="720"/>
+        <w:ind w:left="720" w:hanging="576"/>
       </w:pPr>
       <w:r>
         <w:rPr>
@@ -968,7 +968,7 @@
     <w:p>
       <w:pPr>
         <w:spacing w:after="160" w:before="0" w:line="240" w:lineRule="auto"/>
-        <w:ind w:left="720" w:hanging="720"/>
+        <w:ind w:left="720" w:hanging="576"/>
       </w:pPr>
       <w:r>
         <w:rPr>
@@ -988,7 +988,7 @@
     <w:p>
       <w:pPr>
         <w:spacing w:after="160" w:before="0" w:line="240" w:lineRule="auto"/>
-        <w:ind w:left="720" w:hanging="720"/>
+        <w:ind w:left="720" w:hanging="576"/>
       </w:pPr>
       <w:r>
         <w:rPr>
@@ -1008,7 +1008,7 @@
     <w:p>
       <w:pPr>
         <w:spacing w:after="160" w:before="0" w:line="240" w:lineRule="auto"/>
-        <w:ind w:left="720" w:hanging="720"/>
+        <w:ind w:left="720" w:hanging="576"/>
       </w:pPr>
       <w:r>
         <w:rPr>
@@ -1028,7 +1028,7 @@
     <w:p>
       <w:pPr>
         <w:spacing w:after="160" w:before="0" w:line="240" w:lineRule="auto"/>
-        <w:ind w:left="720" w:hanging="720"/>
+        <w:ind w:left="720" w:hanging="576"/>
       </w:pPr>
       <w:r>
         <w:rPr>
@@ -1048,7 +1048,7 @@
     <w:p>
       <w:pPr>
         <w:spacing w:after="160" w:before="0" w:line="240" w:lineRule="auto"/>
-        <w:ind w:left="720" w:hanging="720"/>
+        <w:ind w:left="720" w:hanging="576"/>
       </w:pPr>
       <w:r>
         <w:rPr>
@@ -1068,7 +1068,7 @@
     <w:p>
       <w:pPr>
         <w:spacing w:after="160" w:before="0" w:line="240" w:lineRule="auto"/>
-        <w:ind w:left="720" w:hanging="720"/>
+        <w:ind w:left="720" w:hanging="576"/>
       </w:pPr>
       <w:r>
         <w:rPr>
@@ -1088,7 +1088,7 @@
     <w:p>
       <w:pPr>
         <w:spacing w:after="160" w:before="0" w:line="240" w:lineRule="auto"/>
-        <w:ind w:left="720" w:hanging="720"/>
+        <w:ind w:left="720" w:hanging="576"/>
       </w:pPr>
       <w:r>
         <w:rPr>
@@ -1108,7 +1108,7 @@
     <w:p>
       <w:pPr>
         <w:spacing w:after="160" w:before="0" w:line="240" w:lineRule="auto"/>
-        <w:ind w:left="720" w:hanging="720"/>
+        <w:ind w:left="720" w:hanging="576"/>
       </w:pPr>
       <w:r>
         <w:rPr>
@@ -1128,7 +1128,7 @@
     <w:p>
       <w:pPr>
         <w:spacing w:after="160" w:before="0" w:line="240" w:lineRule="auto"/>
-        <w:ind w:left="720" w:hanging="720"/>
+        <w:ind w:left="720" w:hanging="576"/>
       </w:pPr>
       <w:r>
         <w:rPr>
@@ -1148,7 +1148,7 @@
     <w:p>
       <w:pPr>
         <w:spacing w:after="160" w:before="0" w:line="240" w:lineRule="auto"/>
-        <w:ind w:left="720" w:hanging="720"/>
+        <w:ind w:left="720" w:hanging="576"/>
       </w:pPr>
       <w:r>
         <w:rPr>
@@ -1168,7 +1168,7 @@
     <w:p>
       <w:pPr>
         <w:spacing w:after="160" w:before="0" w:line="240" w:lineRule="auto"/>
-        <w:ind w:left="720" w:hanging="720"/>
+        <w:ind w:left="720" w:hanging="576"/>
       </w:pPr>
       <w:r>
         <w:rPr>
@@ -1188,7 +1188,7 @@
     <w:p>
       <w:pPr>
         <w:spacing w:after="160" w:before="0" w:line="240" w:lineRule="auto"/>
-        <w:ind w:left="720" w:hanging="720"/>
+        <w:ind w:left="720" w:hanging="576"/>
       </w:pPr>
       <w:r>
         <w:rPr>
@@ -1208,7 +1208,7 @@
     <w:p>
       <w:pPr>
         <w:spacing w:after="160" w:before="0" w:line="240" w:lineRule="auto"/>
-        <w:ind w:left="720" w:hanging="720"/>
+        <w:ind w:left="720" w:hanging="576"/>
       </w:pPr>
       <w:r>
         <w:rPr>
@@ -1228,7 +1228,7 @@
     <w:p>
       <w:pPr>
         <w:spacing w:after="160" w:before="0" w:line="240" w:lineRule="auto"/>
-        <w:ind w:left="720" w:hanging="720"/>
+        <w:ind w:left="720" w:hanging="576"/>
       </w:pPr>
       <w:r>
         <w:rPr>
@@ -1446,25 +1446,29 @@
     <w:p>
       <w:pPr>
         <w:spacing w:after="160" w:before="0" w:line="240" w:lineRule="auto"/>
-        <w:ind w:left="720" w:hanging="720"/>
+        <w:ind w:left="720" w:hanging="576"/>
       </w:pPr>
       <w:r>
-        <w:rPr/>
+        <w:rPr>
+          <w:i w:val="0"/>
+        </w:rPr>
         <w:t>1.</w:t>
         <w:tab/>
-        <w:t>I am over the age of 18 years and a Plaintiff in this action. I personally made the service described below by United States mail. Service of documents after the original summons may be made by a party by mail under Minn. R. Civ. P. 5.02, and such service by mail is complete upon mailing.</w:t>
+        <w:t>I am over the age of 18 years and a Plaintiff in this action. I personally made the service described below by electronic mail, in the manner the parties have agreed. Minn. R. Civ. P. 5.02(b); Minn. Gen. R. Prac. 14.03(d)(2).</w:t>
       </w:r>
     </w:p>
     <w:p>
       <w:pPr>
         <w:spacing w:after="160" w:before="0" w:line="240" w:lineRule="auto"/>
-        <w:ind w:left="720" w:hanging="720"/>
+        <w:ind w:left="720" w:hanging="576"/>
       </w:pPr>
       <w:r>
-        <w:rPr/>
+        <w:rPr>
+          <w:i w:val="0"/>
+        </w:rPr>
         <w:t>2.</w:t>
         <w:tab/>
-        <w:t xml:space="preserve">On ______________, 2026, I served a true and correct copy of </w:t>
+        <w:t xml:space="preserve">On ______________, 2026, at ______ __.m. local Minnesota time, I served a true and correct copy of </w:t>
       </w:r>
       <w:r>
         <w:rPr>
@@ -1473,8 +1477,10 @@
         <w:t>Plaintiffs’ First Set of Requests for Admission to Defendant Fire Insurance Exchange</w:t>
       </w:r>
       <w:r>
-        <w:rPr/>
-        <w:t xml:space="preserve"> upon Defendant's counsel of record by depositing it in the United States mail at Eden Prairie, Minnesota, in a sealed envelope with postage prepaid, addressed as follows:</w:t>
+        <w:rPr>
+          <w:i w:val="0"/>
+        </w:rPr>
+        <w:t xml:space="preserve"> upon Defendant's counsel of record by transmitting it as a PDF attachment to an electronic mail message addressed as follows:</w:t>
       </w:r>
     </w:p>
     <w:p>
@@ -1483,8 +1489,10 @@
         <w:ind w:left="1080"/>
       </w:pPr>
       <w:r>
-        <w:rPr/>
-        <w:t>Kevin J. Kennedy (#193872)</w:t>
+        <w:rPr>
+          <w:i w:val="0"/>
+        </w:rPr>
+        <w:t>Kevin J. Kennedy (#193872) — kkennedy@kennedylf.com</w:t>
       </w:r>
     </w:p>
     <w:p>
@@ -1493,8 +1501,10 @@
         <w:ind w:left="1080"/>
       </w:pPr>
       <w:r>
-        <w:rPr/>
-        <w:t>Mary J. Baskfield (#0314572)</w:t>
+        <w:rPr>
+          <w:i w:val="0"/>
+        </w:rPr>
+        <w:t>Mary J. Baskfield (#0314572) — mbaskfield@kennedylf.com</w:t>
       </w:r>
     </w:p>
     <w:p>
@@ -1542,11 +1552,27 @@
     <w:p>
       <w:pPr>
         <w:spacing w:after="160" w:before="0" w:line="240" w:lineRule="auto"/>
-        <w:ind w:left="720" w:hanging="720"/>
+        <w:ind w:left="720" w:hanging="576"/>
       </w:pPr>
       <w:r>
-        <w:rPr/>
+        <w:rPr>
+          <w:i w:val="0"/>
+        </w:rPr>
         <w:t>3.</w:t>
+        <w:tab/>
+        <w:t>The transmission was sent from bill_y_lu@yahoo.com. I did not receive any indication that the transmission failed or was undeliverable. I have retained a copy of the transmission.</w:t>
+      </w:r>
+    </w:p>
+    <w:p>
+      <w:pPr>
+        <w:spacing w:after="160" w:before="0" w:line="240" w:lineRule="auto"/>
+        <w:ind w:left="720" w:hanging="576"/>
+      </w:pPr>
+      <w:r>
+        <w:rPr>
+          <w:i w:val="0"/>
+        </w:rPr>
+        <w:t>4.</w:t>
         <w:tab/>
         <w:t>These discovery requests are served, not filed, in accordance with Minn. R. Civ. P. 5.04(b).</w:t>
       </w:r>
@@ -1580,7 +1606,7 @@
     </w:p>
     <w:p>
       <w:pPr>
-        <w:spacing w:after="0" w:before="0" w:line="240" w:lineRule="auto"/>
+        <w:spacing w:after="160" w:before="0" w:line="240" w:lineRule="auto"/>
       </w:pPr>
       <w:r>
         <w:rPr>
@@ -1591,22 +1617,87 @@
     </w:p>
     <w:p>
       <w:pPr>
+        <w:tabs>
+          <w:tab w:pos="2016" w:val="left"/>
+        </w:tabs>
         <w:spacing w:after="0" w:before="0" w:line="240" w:lineRule="auto"/>
       </w:pPr>
       <w:r>
-        <w:rPr/>
+        <w:rPr>
+          <w:b w:val="0"/>
+          <w:i w:val="0"/>
+        </w:rPr>
+        <w:t>Name:</w:t>
+        <w:tab/>
         <w:t>Yibiao Lu</w:t>
       </w:r>
     </w:p>
     <w:p>
       <w:pPr>
+        <w:tabs>
+          <w:tab w:pos="2016" w:val="left"/>
+        </w:tabs>
         <w:spacing w:after="0" w:before="0" w:line="240" w:lineRule="auto"/>
       </w:pPr>
       <w:r>
         <w:rPr>
-          <w:i/>
+          <w:b w:val="0"/>
+          <w:i w:val="0"/>
         </w:rPr>
-        <w:t>Printed name</w:t>
+        <w:t>Address:</w:t>
+        <w:tab/>
+        <w:t>17756 George Moran Dr.</w:t>
+      </w:r>
+    </w:p>
+    <w:p>
+      <w:pPr>
+        <w:tabs>
+          <w:tab w:pos="2016" w:val="left"/>
+        </w:tabs>
+        <w:spacing w:after="0" w:before="0" w:line="240" w:lineRule="auto"/>
+      </w:pPr>
+      <w:r>
+        <w:rPr>
+          <w:b w:val="0"/>
+          <w:i w:val="0"/>
+        </w:rPr>
+        <w:t>City/State/Zip:</w:t>
+        <w:tab/>
+        <w:t>Eden Prairie, MN 55347</w:t>
+      </w:r>
+    </w:p>
+    <w:p>
+      <w:pPr>
+        <w:tabs>
+          <w:tab w:pos="2016" w:val="left"/>
+        </w:tabs>
+        <w:spacing w:after="0" w:before="0" w:line="240" w:lineRule="auto"/>
+      </w:pPr>
+      <w:r>
+        <w:rPr>
+          <w:b w:val="0"/>
+          <w:i w:val="0"/>
+        </w:rPr>
+        <w:t>Telephone:</w:t>
+        <w:tab/>
+        <w:t>763-843-2859</w:t>
+      </w:r>
+    </w:p>
+    <w:p>
+      <w:pPr>
+        <w:tabs>
+          <w:tab w:pos="2016" w:val="left"/>
+        </w:tabs>
+        <w:spacing w:after="160" w:before="0" w:line="240" w:lineRule="auto"/>
+      </w:pPr>
+      <w:r>
+        <w:rPr>
+          <w:b w:val="0"/>
+          <w:i w:val="0"/>
+        </w:rPr>
+        <w:t>E-mail address:</w:t>
+        <w:tab/>
+        <w:t>bill_y_lu@yahoo.com</w:t>
       </w:r>
     </w:p>
     <w:sectPr>
